--- a/hin/docx/030.content.docx
+++ b/hin/docx/030.content.docx
@@ -218,18 +218,12 @@
         </w:rPr>
         <w:t xml:space="preserve"> एक प्रकार का यौन </w:t>
       </w:r>
-      <w:hyperlink r:id="rId13">
-        <w:r>
-          <w:rPr>
-            <w:lang w:val="hi_IN" w:bidi="hi_IN"/>
-          </w:rPr>
-          <w:rPr>
-            <w:color w:val="0000EE"/>
-            <w:u w:val="single"/>
-          </w:rPr>
-          <w:t>पाप</w:t>
-        </w:r>
-      </w:hyperlink>
+      <w:r>
+        <w:rPr>
+          <w:lang w:val="hi_IN" w:bidi="hi_IN"/>
+        </w:rPr>
+        <w:t>पाप</w:t>
+      </w:r>
       <w:r>
         <w:rPr>
           <w:lang w:val="hi_IN" w:bidi="hi_IN"/>
@@ -250,18 +244,12 @@
         </w:rPr>
         <w:t xml:space="preserve">जब कोई पुरुष किसी अविवाहित स्त्री या </w:t>
       </w:r>
-      <w:hyperlink r:id="rId14">
-        <w:r>
-          <w:rPr>
-            <w:lang w:val="hi_IN" w:bidi="hi_IN"/>
-          </w:rPr>
-          <w:rPr>
-            <w:color w:val="0000EE"/>
-            <w:u w:val="single"/>
-          </w:rPr>
-          <w:t>दासी</w:t>
-        </w:r>
-      </w:hyperlink>
+      <w:r>
+        <w:rPr>
+          <w:lang w:val="hi_IN" w:bidi="hi_IN"/>
+        </w:rPr>
+        <w:t>दासी</w:t>
+      </w:r>
       <w:r>
         <w:rPr>
           <w:lang w:val="hi_IN" w:bidi="hi_IN"/>
@@ -295,18 +283,13 @@
         </w:rPr>
         <w:t xml:space="preserve"> और झूठे देवताओं की </w:t>
       </w:r>
-      <w:hyperlink r:id="rId15">
-        <w:r>
-          <w:rPr>
-            <w:lang w:val="hi_IN" w:bidi="hi_IN"/>
-          </w:rPr>
-          <w:rPr>
-            <w:color w:val="0000EE"/>
-            <w:u w:val="single"/>
-          </w:rPr>
-          <w:t>आराधना</w:t>
-        </w:r>
-      </w:hyperlink>
+      <w:r>
+        <w:rPr>
+          <w:b/>
+          <w:lang w:val="hi_IN" w:bidi="hi_IN"/>
+        </w:rPr>
+        <w:t>आराधना</w:t>
+      </w:r>
       <w:r>
         <w:rPr>
           <w:lang w:val="hi_IN" w:bidi="hi_IN"/>
@@ -401,18 +384,12 @@
         </w:rPr>
         <w:t xml:space="preserve"> की बात करते हैं, तो उनका मतलब उन निर्देशों से होता है जो परमेश्वर ने </w:t>
       </w:r>
-      <w:hyperlink r:id="rId16">
-        <w:r>
-          <w:rPr>
-            <w:lang w:val="hi_IN" w:bidi="hi_IN"/>
-          </w:rPr>
-          <w:rPr>
-            <w:color w:val="0000EE"/>
-            <w:u w:val="single"/>
-          </w:rPr>
-          <w:t>इस्राएल</w:t>
-        </w:r>
-      </w:hyperlink>
+      <w:r>
+        <w:rPr>
+          <w:lang w:val="hi_IN" w:bidi="hi_IN"/>
+        </w:rPr>
+        <w:t>इस्राएल</w:t>
+      </w:r>
       <w:r>
         <w:rPr>
           <w:lang w:val="hi_IN" w:bidi="hi_IN"/>
@@ -446,18 +423,12 @@
         </w:rPr>
         <w:t xml:space="preserve">व्यवस्था एक नियम है, या नियमों का समूह है जिसका लोगों को पालन करना होता है। बाइबल में "व्यवस्था" के लिए इस्तेमाल किया गया मूल शब्द ऐसा है जिसे लोग कानूनी मामलों में भी इस्तेमाल करते हैं जब कोई व्यक्ति किसी देश की व्यवस्था तोड़ता है। अगर कोई व्यक्ति नियम नहीं मानता, तो हम कहते हैं कि वह व्यवस्था तोड़ता है। परमेश्वर ने मूसा के द्वारा लोगों से कहा कि यदि वे उसकी व्यवस्था का पालन करेंगे, तो वह उन्हें </w:t>
       </w:r>
-      <w:hyperlink r:id="rId17">
-        <w:r>
-          <w:rPr>
-            <w:lang w:val="hi_IN" w:bidi="hi_IN"/>
-          </w:rPr>
-          <w:rPr>
-            <w:color w:val="0000EE"/>
-            <w:u w:val="single"/>
-          </w:rPr>
-          <w:t>आशीष</w:t>
-        </w:r>
-      </w:hyperlink>
+      <w:r>
+        <w:rPr>
+          <w:lang w:val="hi_IN" w:bidi="hi_IN"/>
+        </w:rPr>
+        <w:t>आशीष</w:t>
+      </w:r>
       <w:r>
         <w:rPr>
           <w:lang w:val="hi_IN" w:bidi="hi_IN"/>
@@ -520,7 +491,6 @@
       </w:r>
       <w:r>
         <w:rPr>
-          <w:b/>
           <w:lang w:val="hi_IN" w:bidi="hi_IN"/>
         </w:rPr>
         <w:t>यहूदियों</w:t>
@@ -531,18 +501,12 @@
         </w:rPr>
         <w:t xml:space="preserve"> ने इन पुस्तकों को एक साथ "व्यवस्था" कहा, हालाँकि इन पुस्तकों में जो कुछ है वह व्यवस्था से संबंधित नहीं है। कभी-कभी जब यहूदी "व्यवस्था" की बात करते थे, तो उनका मतलब </w:t>
       </w:r>
-      <w:hyperlink r:id="rId18">
-        <w:r>
-          <w:rPr>
-            <w:lang w:val="hi_IN" w:bidi="hi_IN"/>
-          </w:rPr>
-          <w:rPr>
-            <w:color w:val="0000EE"/>
-            <w:u w:val="single"/>
-          </w:rPr>
-          <w:t>शास्त्रों</w:t>
-        </w:r>
-      </w:hyperlink>
+      <w:r>
+        <w:rPr>
+          <w:lang w:val="hi_IN" w:bidi="hi_IN"/>
+        </w:rPr>
+        <w:t>शास्त्रों</w:t>
+      </w:r>
       <w:r>
         <w:rPr>
           <w:lang w:val="hi_IN" w:bidi="hi_IN"/>
@@ -639,54 +603,36 @@
           <w:lang w:val="hi_IN" w:bidi="hi_IN"/>
         </w:rPr>
       </w:r>
-      <w:hyperlink r:id="rId19">
-        <w:r>
-          <w:rPr>
-            <w:lang w:val="hi_IN" w:bidi="hi_IN"/>
-          </w:rPr>
-          <w:rPr>
-            <w:color w:val="0000EE"/>
-            <w:u w:val="single"/>
-          </w:rPr>
-          <w:t>व्यवस्था</w:t>
-        </w:r>
-      </w:hyperlink>
+      <w:r>
+        <w:rPr>
+          <w:lang w:val="hi_IN" w:bidi="hi_IN"/>
+        </w:rPr>
+        <w:t>व्यवस्था</w:t>
+      </w:r>
       <w:r>
         <w:rPr>
           <w:lang w:val="hi_IN" w:bidi="hi_IN"/>
         </w:rPr>
         <w:t xml:space="preserve"> का अर्थ उन सभी निर्देशों से है जो परमेश्वर ने </w:t>
       </w:r>
-      <w:hyperlink r:id="rId16">
-        <w:r>
-          <w:rPr>
-            <w:lang w:val="hi_IN" w:bidi="hi_IN"/>
-          </w:rPr>
-          <w:rPr>
-            <w:color w:val="0000EE"/>
-            <w:u w:val="single"/>
-          </w:rPr>
-          <w:t>इस्राएलियों</w:t>
-        </w:r>
-      </w:hyperlink>
+      <w:r>
+        <w:rPr>
+          <w:lang w:val="hi_IN" w:bidi="hi_IN"/>
+        </w:rPr>
+        <w:t>इस्राएलियों</w:t>
+      </w:r>
       <w:r>
         <w:rPr>
           <w:lang w:val="hi_IN" w:bidi="hi_IN"/>
         </w:rPr>
         <w:t xml:space="preserve"> को पुराने नियम की पहली पाँच पुस्तकों में दिए। लेकिन व्यवस्था के शिक्षक केवल शास्त्र के व्यवस्था वाले हिस्से तक सीमित नहीं थे, वे पूरे </w:t>
       </w:r>
-      <w:hyperlink r:id="rId18">
-        <w:r>
-          <w:rPr>
-            <w:lang w:val="hi_IN" w:bidi="hi_IN"/>
-          </w:rPr>
-          <w:rPr>
-            <w:color w:val="0000EE"/>
-            <w:u w:val="single"/>
-          </w:rPr>
-          <w:t>शास्त्र</w:t>
-        </w:r>
-      </w:hyperlink>
+      <w:r>
+        <w:rPr>
+          <w:lang w:val="hi_IN" w:bidi="hi_IN"/>
+        </w:rPr>
+        <w:t>शास्त्र</w:t>
+      </w:r>
       <w:r>
         <w:rPr>
           <w:lang w:val="hi_IN" w:bidi="hi_IN"/>
@@ -721,18 +667,13 @@
         </w:rPr>
         <w:t>नए नियम के समय में, व्यवस्था के शिक्षक समुदाय में बहुत महत्वपूर्ण लोग थे। लोग उनका बहुत आदर करते थे और उन्हें अक्सर "</w:t>
       </w:r>
-      <w:hyperlink r:id="rId20">
-        <w:r>
-          <w:rPr>
-            <w:lang w:val="hi_IN" w:bidi="hi_IN"/>
-          </w:rPr>
-          <w:rPr>
-            <w:color w:val="0000EE"/>
-            <w:u w:val="single"/>
-          </w:rPr>
-          <w:t>रब्बी</w:t>
-        </w:r>
-      </w:hyperlink>
+      <w:r>
+        <w:rPr>
+          <w:b/>
+          <w:lang w:val="hi_IN" w:bidi="hi_IN"/>
+        </w:rPr>
+        <w:t>रब्बी</w:t>
+      </w:r>
       <w:r>
         <w:rPr>
           <w:lang w:val="hi_IN" w:bidi="hi_IN"/>
@@ -741,7 +682,6 @@
       </w:r>
       <w:r>
         <w:rPr>
-          <w:b/>
           <w:lang w:val="hi_IN" w:bidi="hi_IN"/>
         </w:rPr>
         <w:t>यहूदी</w:t>
@@ -752,18 +692,12 @@
         </w:rPr>
         <w:t xml:space="preserve"> धार्मिक न्यायालय यानी </w:t>
       </w:r>
-      <w:hyperlink r:id="rId21">
-        <w:r>
-          <w:rPr>
-            <w:lang w:val="hi_IN" w:bidi="hi_IN"/>
-          </w:rPr>
-          <w:rPr>
-            <w:color w:val="0000EE"/>
-            <w:u w:val="single"/>
-          </w:rPr>
-          <w:t>महासभा</w:t>
-        </w:r>
-      </w:hyperlink>
+      <w:r>
+        <w:rPr>
+          <w:lang w:val="hi_IN" w:bidi="hi_IN"/>
+        </w:rPr>
+        <w:t>महासभा</w:t>
+      </w:r>
       <w:r>
         <w:rPr>
           <w:lang w:val="hi_IN" w:bidi="hi_IN"/>
